--- a/STARLAB_Unit_5/Teaching Guides/Week_22_Writing_the_Introduction.docx
+++ b/STARLAB_Unit_5/Teaching Guides/Week_22_Writing_the_Introduction.docx
@@ -81,6 +81,12 @@
       </w:pPr>
       <w:r>
         <w:t>Teacher Materials</w:t>
+      </w:r>
+    </w:p>
+    <w:p>
+      <w:pPr/>
+      <w:r>
+        <w:t>Deck Use: No New Deck; Revisit / Reference - Deck 13: Scientific Report Structure</w:t>
       </w:r>
     </w:p>
     <w:p>
